--- a/docs/files/f12_文雪_山东大学_上海曼伦商贸有限公司_供应链（秋招项目）.docx
+++ b/docs/files/f12_文雪_山东大学_上海曼伦商贸有限公司_供应链（秋招项目）.docx
@@ -363,7 +363,7 @@
                 <w:b w:val="0"/>
                 <w:sz w:val="21"/>
               </w:rPr>
-              <w:t>供应链（秋招项目）</w:t>
+              <w:t>供应链</w:t>
             </w:r>
           </w:p>
         </w:tc>

--- a/docs/files/f12_文雪_山东大学_上海曼伦商贸有限公司_供应链（秋招项目）.docx
+++ b/docs/files/f12_文雪_山东大学_上海曼伦商贸有限公司_供应链（秋招项目）.docx
@@ -253,7 +253,7 @@
                 <w:b w:val="0"/>
                 <w:sz w:val="21"/>
               </w:rPr>
-              <w:t>18658249341 ｜ 2631217547@qq.com ｜ 济南</w:t>
+              <w:t>18658249341 ｜ 2631217547@qq.com ｜ 宁波</w:t>
             </w:r>
           </w:p>
         </w:tc>
@@ -1739,7 +1739,7 @@
                 <w:b/>
                 <w:sz w:val="21"/>
               </w:rPr>
-              <w:t>企业经营模拟（cesim决策仿真）</w:t>
+              <w:t>企业经营模拟</w:t>
             </w:r>
           </w:p>
         </w:tc>
